--- a/Backend/Director_Disclosure/Output_Disclosures/2024-25/ADANI_RENEWABLE_ENERGY_SIXTY_ONE_LIMITED/MBP-1/MBP1_Kavinder_Kumar_Rajput_10352542.docx
+++ b/Backend/Director_Disclosure/Output_Disclosures/2024-25/ADANI_RENEWABLE_ENERGY_SIXTY_ONE_LIMITED/MBP-1/MBP1_Kavinder_Kumar_Rajput_10352542.docx
@@ -93,167 +93,17 @@
     </w:p>
     <w:p>
       <w:pPr>
-        <w:spacing w:before="0" w:after="0"/>
-        <w:jc w:val="left"/>
-      </w:pPr>
-      <w:r>
-        <w:rPr>
-          <w:rFonts w:ascii="Adani" w:hAnsi="Adani"/>
-          <w:b w:val="0"/>
-          <w:sz w:val="20"/>
-          <w:u w:val="none"/>
-        </w:rPr>
-        <w:t>ADANI SOLAR ENERGY JODHPUR THREE LIMITED</w:t>
-      </w:r>
-    </w:p>
-    <w:p>
-      <w:pPr>
-        <w:spacing w:before="0" w:after="0"/>
-        <w:jc w:val="left"/>
-      </w:pPr>
-      <w:r>
-        <w:rPr>
-          <w:rFonts w:ascii="Adani" w:hAnsi="Adani"/>
-          <w:b w:val="0"/>
-          <w:sz w:val="20"/>
-          <w:u w:val="none"/>
-        </w:rPr>
-        <w:t>ADANI RENEWABLE ENERGY FIFTY NINE LIMITED</w:t>
-      </w:r>
-    </w:p>
-    <w:p>
-      <w:pPr>
-        <w:spacing w:before="0" w:after="0"/>
-        <w:jc w:val="left"/>
-      </w:pPr>
-      <w:r>
-        <w:rPr>
-          <w:rFonts w:ascii="Adani" w:hAnsi="Adani"/>
-          <w:b w:val="0"/>
-          <w:sz w:val="20"/>
-          <w:u w:val="none"/>
-        </w:rPr>
-        <w:t>ADANI RENEWABLE ENERGY SIXTY LIMITED</w:t>
-      </w:r>
-    </w:p>
-    <w:p>
-      <w:pPr>
-        <w:spacing w:before="0" w:after="0"/>
-        <w:jc w:val="left"/>
-      </w:pPr>
-      <w:r>
-        <w:rPr>
-          <w:rFonts w:ascii="Adani" w:hAnsi="Adani"/>
-          <w:b w:val="0"/>
-          <w:sz w:val="20"/>
-          <w:u w:val="none"/>
-        </w:rPr>
-        <w:t>ADANI RENEWABLE ENERGY SIXTY FOUR LIMITED</w:t>
-      </w:r>
-    </w:p>
-    <w:p>
-      <w:pPr>
-        <w:spacing w:before="0" w:after="0"/>
-        <w:jc w:val="left"/>
-      </w:pPr>
-      <w:r>
-        <w:rPr>
-          <w:rFonts w:ascii="Adani" w:hAnsi="Adani"/>
-          <w:b w:val="0"/>
-          <w:sz w:val="20"/>
-          <w:u w:val="none"/>
-        </w:rPr>
-        <w:t>ADANI RENEWABLE ENERGY SIXTY THREE LIMITED</w:t>
-      </w:r>
-    </w:p>
-    <w:p>
-      <w:pPr>
-        <w:spacing w:before="0" w:after="0"/>
-        <w:jc w:val="left"/>
-      </w:pPr>
-      <w:r>
-        <w:rPr>
-          <w:rFonts w:ascii="Adani" w:hAnsi="Adani"/>
-          <w:b w:val="0"/>
-          <w:sz w:val="20"/>
-          <w:u w:val="none"/>
-        </w:rPr>
-        <w:t>ADANI RENEWABLE ENERGY SIXTY TWO LIMITED</w:t>
-      </w:r>
-    </w:p>
-    <w:p>
-      <w:pPr>
-        <w:spacing w:before="0" w:after="0"/>
-        <w:jc w:val="left"/>
-      </w:pPr>
-      <w:r>
-        <w:rPr>
-          <w:rFonts w:ascii="Adani" w:hAnsi="Adani"/>
-          <w:b w:val="0"/>
-          <w:sz w:val="20"/>
-          <w:u w:val="none"/>
-        </w:rPr>
-        <w:t>ADANI RENEWABLE ENERGY FIFTY EIGHT LIMITED</w:t>
-      </w:r>
-    </w:p>
-    <w:p>
-      <w:pPr>
-        <w:spacing w:before="0" w:after="0"/>
-        <w:jc w:val="left"/>
-      </w:pPr>
-      <w:r>
-        <w:rPr>
-          <w:rFonts w:ascii="Adani" w:hAnsi="Adani"/>
-          <w:b w:val="0"/>
-          <w:sz w:val="20"/>
-          <w:u w:val="none"/>
-        </w:rPr>
-        <w:t>ADANI RENEWABLE ENERGY SIXTY ONE LIMITED</w:t>
-      </w:r>
-    </w:p>
-    <w:p>
-      <w:pPr>
-        <w:spacing w:before="0" w:after="0"/>
-        <w:jc w:val="left"/>
-      </w:pPr>
-      <w:r>
-        <w:rPr>
-          <w:rFonts w:ascii="Adani" w:hAnsi="Adani"/>
-          <w:b w:val="0"/>
-          <w:sz w:val="20"/>
-          <w:u w:val="none"/>
-        </w:rPr>
-        <w:t>ADANI RENEWABLE ENERGY FIFTY SIX LIMITED</w:t>
-      </w:r>
-    </w:p>
-    <w:p>
-      <w:pPr>
-        <w:spacing w:before="0" w:after="0"/>
-        <w:jc w:val="left"/>
-      </w:pPr>
-      <w:r>
-        <w:rPr>
-          <w:rFonts w:ascii="Adani" w:hAnsi="Adani"/>
-          <w:b w:val="0"/>
-          <w:sz w:val="20"/>
-          <w:u w:val="none"/>
-        </w:rPr>
-        <w:t>ADANI RENEWABLE ENERGY FIFTY SEVEN LIMITED</w:t>
-      </w:r>
-    </w:p>
-    <w:p>
-      <w:pPr>
         <w:spacing w:before="0" w:after="160"/>
         <w:jc w:val="left"/>
       </w:pPr>
       <w:r>
         <w:rPr>
           <w:rFonts w:ascii="Adani" w:hAnsi="Adani"/>
-          <w:b w:val="0"/>
+          <w:b/>
           <w:sz w:val="20"/>
           <w:u w:val="none"/>
         </w:rPr>
-        <w:t>ADANI RENEWABLE ENERGY FIFTY FIVE LIMITED</w:t>
+        <w:t>ADANI RENEWABLE ENERGY SIXTY ONE LIMITED</w:t>
       </w:r>
     </w:p>
     <w:p>
@@ -833,7 +683,7 @@
                 <w:sz w:val="18"/>
                 <w:u w:val="none"/>
               </w:rPr>
-              <w:t>ADANI RENEWABLE ENERGY SIXTY LIMITED</w:t>
+              <w:t>ADANI RENEWABLE ENERGY SIXTY THREE LIMITED</w:t>
             </w:r>
           </w:p>
         </w:tc>
@@ -975,7 +825,7 @@
                 <w:sz w:val="18"/>
                 <w:u w:val="none"/>
               </w:rPr>
-              <w:t>ADANI RENEWABLE ENERGY SIXTY FOUR LIMITED</w:t>
+              <w:t>ADANI RENEWABLE ENERGY SIXTY LIMITED</w:t>
             </w:r>
           </w:p>
         </w:tc>
@@ -1117,7 +967,7 @@
                 <w:sz w:val="18"/>
                 <w:u w:val="none"/>
               </w:rPr>
-              <w:t>ADANI RENEWABLE ENERGY SIXTY THREE LIMITED</w:t>
+              <w:t>ADANI RENEWABLE ENERGY SIXTY TWO LIMITED</w:t>
             </w:r>
           </w:p>
         </w:tc>
@@ -1259,7 +1109,7 @@
                 <w:sz w:val="18"/>
                 <w:u w:val="none"/>
               </w:rPr>
-              <w:t>ADANI RENEWABLE ENERGY SIXTY TWO LIMITED</w:t>
+              <w:t>ADANI RENEWABLE ENERGY SIXTY ONE LIMITED</w:t>
             </w:r>
           </w:p>
         </w:tc>
@@ -1343,7 +1193,7 @@
                 <w:sz w:val="18"/>
                 <w:u w:val="none"/>
               </w:rPr>
-              <w:t>18/12/2023</w:t>
+              <w:t>15/12/2023</w:t>
             </w:r>
           </w:p>
         </w:tc>
@@ -1543,7 +1393,7 @@
                 <w:sz w:val="18"/>
                 <w:u w:val="none"/>
               </w:rPr>
-              <w:t>ADANI RENEWABLE ENERGY SIXTY ONE LIMITED</w:t>
+              <w:t>ADANI RENEWABLE ENERGY FIFTY SEVEN LIMITED</w:t>
             </w:r>
           </w:p>
         </w:tc>
@@ -1627,7 +1477,7 @@
                 <w:sz w:val="18"/>
                 <w:u w:val="none"/>
               </w:rPr>
-              <w:t>15/12/2023</w:t>
+              <w:t>14/12/2023</w:t>
             </w:r>
           </w:p>
         </w:tc>
@@ -1800,148 +1650,6 @@
                 <w:u w:val="none"/>
               </w:rPr>
               <w:t>10</w:t>
-            </w:r>
-          </w:p>
-        </w:tc>
-        <w:tc>
-          <w:tcPr>
-            <w:tcW w:type="dxa" w:w="3969"/>
-            <w:shd w:val="clear" w:color="auto" w:fill="FFFFFF"/>
-            <w:tcBorders>
-              <w:top w:val="single" w:sz="4" w:space="0" w:color="000000"/>
-              <w:left w:val="single" w:sz="4" w:space="0" w:color="000000"/>
-              <w:bottom w:val="single" w:sz="4" w:space="0" w:color="000000"/>
-              <w:right w:val="single" w:sz="4" w:space="0" w:color="000000"/>
-            </w:tcBorders>
-            <w:vAlign w:val="center"/>
-          </w:tcPr>
-          <w:p>
-            <w:pPr>
-              <w:spacing w:before="40" w:after="40"/>
-              <w:jc w:val="left"/>
-            </w:pPr>
-            <w:r>
-              <w:rPr>
-                <w:rFonts w:ascii="Adani" w:hAnsi="Adani"/>
-                <w:b w:val="0"/>
-                <w:sz w:val="18"/>
-                <w:u w:val="none"/>
-              </w:rPr>
-              <w:t>ADANI RENEWABLE ENERGY FIFTY SEVEN LIMITED</w:t>
-            </w:r>
-          </w:p>
-        </w:tc>
-        <w:tc>
-          <w:tcPr>
-            <w:tcW w:type="dxa" w:w="1814"/>
-            <w:shd w:val="clear" w:color="auto" w:fill="FFFFFF"/>
-            <w:tcBorders>
-              <w:top w:val="single" w:sz="4" w:space="0" w:color="000000"/>
-              <w:left w:val="single" w:sz="4" w:space="0" w:color="000000"/>
-              <w:bottom w:val="single" w:sz="4" w:space="0" w:color="000000"/>
-              <w:right w:val="single" w:sz="4" w:space="0" w:color="000000"/>
-            </w:tcBorders>
-            <w:vAlign w:val="center"/>
-          </w:tcPr>
-          <w:p>
-            <w:pPr>
-              <w:spacing w:before="40" w:after="40"/>
-              <w:jc w:val="left"/>
-            </w:pPr>
-            <w:r>
-              <w:rPr>
-                <w:rFonts w:ascii="Adani" w:hAnsi="Adani"/>
-                <w:b w:val="0"/>
-                <w:sz w:val="18"/>
-                <w:u w:val="none"/>
-              </w:rPr>
-              <w:t>Director</w:t>
-            </w:r>
-          </w:p>
-        </w:tc>
-        <w:tc>
-          <w:tcPr>
-            <w:tcW w:type="dxa" w:w="1020"/>
-            <w:shd w:val="clear" w:color="auto" w:fill="FFFFFF"/>
-            <w:tcBorders>
-              <w:top w:val="single" w:sz="4" w:space="0" w:color="000000"/>
-              <w:left w:val="single" w:sz="4" w:space="0" w:color="000000"/>
-              <w:bottom w:val="single" w:sz="4" w:space="0" w:color="000000"/>
-              <w:right w:val="single" w:sz="4" w:space="0" w:color="000000"/>
-            </w:tcBorders>
-            <w:vAlign w:val="center"/>
-          </w:tcPr>
-          <w:p>
-            <w:pPr>
-              <w:spacing w:before="40" w:after="40"/>
-              <w:jc w:val="left"/>
-            </w:pPr>
-            <w:r>
-              <w:rPr>
-                <w:rFonts w:ascii="Adani" w:hAnsi="Adani"/>
-                <w:b w:val="0"/>
-                <w:sz w:val="18"/>
-                <w:u w:val="none"/>
-              </w:rPr>
-              <w:t>NIL</w:t>
-            </w:r>
-          </w:p>
-        </w:tc>
-        <w:tc>
-          <w:tcPr>
-            <w:tcW w:type="dxa" w:w="1247"/>
-            <w:shd w:val="clear" w:color="auto" w:fill="FFFFFF"/>
-            <w:tcBorders>
-              <w:top w:val="single" w:sz="4" w:space="0" w:color="000000"/>
-              <w:left w:val="single" w:sz="4" w:space="0" w:color="000000"/>
-              <w:bottom w:val="single" w:sz="4" w:space="0" w:color="000000"/>
-              <w:right w:val="single" w:sz="4" w:space="0" w:color="000000"/>
-            </w:tcBorders>
-            <w:vAlign w:val="center"/>
-          </w:tcPr>
-          <w:p>
-            <w:pPr>
-              <w:spacing w:before="40" w:after="40"/>
-              <w:jc w:val="left"/>
-            </w:pPr>
-            <w:r>
-              <w:rPr>
-                <w:rFonts w:ascii="Adani" w:hAnsi="Adani"/>
-                <w:b w:val="0"/>
-                <w:sz w:val="18"/>
-                <w:u w:val="none"/>
-              </w:rPr>
-              <w:t>14/12/2023</w:t>
-            </w:r>
-          </w:p>
-        </w:tc>
-      </w:tr>
-      <w:tr>
-        <w:tc>
-          <w:tcPr>
-            <w:tcW w:type="dxa" w:w="680"/>
-            <w:shd w:val="clear" w:color="auto" w:fill="FFFFFF"/>
-            <w:tcBorders>
-              <w:top w:val="single" w:sz="4" w:space="0" w:color="000000"/>
-              <w:left w:val="single" w:sz="4" w:space="0" w:color="000000"/>
-              <w:bottom w:val="single" w:sz="4" w:space="0" w:color="000000"/>
-              <w:right w:val="single" w:sz="4" w:space="0" w:color="000000"/>
-            </w:tcBorders>
-            <w:vAlign w:val="center"/>
-          </w:tcPr>
-          <w:p>
-            <w:pPr>
-              <w:spacing w:before="40" w:after="40"/>
-              <w:jc w:val="left"/>
-            </w:pPr>
-            <w:r>
-              <w:rPr>
-                <w:rFonts w:ascii="Adani" w:hAnsi="Adani"/>
-                <w:b w:val="0"/>
-                <w:sz w:val="18"/>
-                <w:u w:val="none"/>
-              </w:rPr>
-              <w:t>11</w:t>
             </w:r>
           </w:p>
         </w:tc>
@@ -2290,7 +1998,7 @@
                 <w:sz w:val="18"/>
                 <w:u w:val="none"/>
               </w:rPr>
-              <w:t>Date:   07th May, 2026</w:t>
+              <w:t>Date:   15th May, 2026</w:t>
             </w:r>
           </w:p>
         </w:tc>
@@ -2556,174 +2264,441 @@
         <w:t>:</w:t>
       </w:r>
     </w:p>
-    <w:p>
-      <w:pPr>
-        <w:pStyle w:val="ListNumber"/>
-        <w:spacing w:before="0" w:after="40"/>
-        <w:ind w:left="720"/>
-      </w:pPr>
-      <w:r>
-        <w:rPr>
-          <w:rFonts w:ascii="Adani" w:hAnsi="Adani"/>
-          <w:b w:val="0"/>
-          <w:sz w:val="20"/>
-          <w:u w:val="none"/>
-        </w:rPr>
-        <w:t>Father</w:t>
-        <w:tab/>
-        <w:tab/>
-        <w:t>:</w:t>
-        <w:tab/>
-        <w:t>NIL</w:t>
-      </w:r>
-    </w:p>
-    <w:p>
-      <w:pPr>
-        <w:pStyle w:val="ListNumber"/>
-        <w:spacing w:before="0" w:after="40"/>
-        <w:ind w:left="720"/>
-      </w:pPr>
-      <w:r>
-        <w:rPr>
-          <w:rFonts w:ascii="Adani" w:hAnsi="Adani"/>
-          <w:b w:val="0"/>
-          <w:sz w:val="20"/>
-          <w:u w:val="none"/>
-        </w:rPr>
-        <w:t>Mother</w:t>
-        <w:tab/>
-        <w:tab/>
-        <w:t>:</w:t>
-        <w:tab/>
-        <w:t>NIL</w:t>
-      </w:r>
-    </w:p>
-    <w:p>
-      <w:pPr>
-        <w:pStyle w:val="ListNumber"/>
-        <w:spacing w:before="0" w:after="40"/>
-        <w:ind w:left="720"/>
-      </w:pPr>
-      <w:r>
-        <w:rPr>
-          <w:rFonts w:ascii="Adani" w:hAnsi="Adani"/>
-          <w:b w:val="0"/>
-          <w:sz w:val="20"/>
-          <w:u w:val="none"/>
-        </w:rPr>
-        <w:t>Son</w:t>
-        <w:tab/>
-        <w:tab/>
-        <w:t>:</w:t>
-        <w:tab/>
-        <w:t>NIL</w:t>
-      </w:r>
-    </w:p>
-    <w:p>
-      <w:pPr>
-        <w:pStyle w:val="ListNumber"/>
-        <w:spacing w:before="0" w:after="40"/>
-        <w:ind w:left="720"/>
-      </w:pPr>
-      <w:r>
-        <w:rPr>
-          <w:rFonts w:ascii="Adani" w:hAnsi="Adani"/>
-          <w:b w:val="0"/>
-          <w:sz w:val="20"/>
-          <w:u w:val="none"/>
-        </w:rPr>
-        <w:t>Son's Wife</w:t>
-        <w:tab/>
-        <w:tab/>
-        <w:t>:</w:t>
-        <w:tab/>
-        <w:t>NIL</w:t>
-      </w:r>
-    </w:p>
-    <w:p>
-      <w:pPr>
-        <w:pStyle w:val="ListNumber"/>
-        <w:spacing w:before="0" w:after="40"/>
-        <w:ind w:left="720"/>
-      </w:pPr>
-      <w:r>
-        <w:rPr>
-          <w:rFonts w:ascii="Adani" w:hAnsi="Adani"/>
-          <w:b w:val="0"/>
-          <w:sz w:val="20"/>
-          <w:u w:val="none"/>
-        </w:rPr>
-        <w:t>Daughter</w:t>
-        <w:tab/>
-        <w:tab/>
-        <w:t>:</w:t>
-        <w:tab/>
-        <w:t>NIL</w:t>
-      </w:r>
-    </w:p>
-    <w:p>
-      <w:pPr>
-        <w:pStyle w:val="ListNumber"/>
-        <w:spacing w:before="0" w:after="40"/>
-        <w:ind w:left="720"/>
-      </w:pPr>
-      <w:r>
-        <w:rPr>
-          <w:rFonts w:ascii="Adani" w:hAnsi="Adani"/>
-          <w:b w:val="0"/>
-          <w:sz w:val="20"/>
-          <w:u w:val="none"/>
-        </w:rPr>
-        <w:t>Daughter's Husband</w:t>
-        <w:tab/>
-        <w:tab/>
-        <w:t>:</w:t>
-        <w:tab/>
-        <w:t>NIL</w:t>
-      </w:r>
-    </w:p>
-    <w:p>
-      <w:pPr>
-        <w:pStyle w:val="ListNumber"/>
-        <w:spacing w:before="0" w:after="40"/>
-        <w:ind w:left="720"/>
-      </w:pPr>
-      <w:r>
-        <w:rPr>
-          <w:rFonts w:ascii="Adani" w:hAnsi="Adani"/>
-          <w:b w:val="0"/>
-          <w:sz w:val="20"/>
-          <w:u w:val="none"/>
-        </w:rPr>
-        <w:t>Brother</w:t>
-        <w:tab/>
-        <w:tab/>
-        <w:t>:</w:t>
-        <w:tab/>
-        <w:t>NIL</w:t>
-      </w:r>
-    </w:p>
-    <w:p>
-      <w:pPr>
-        <w:pStyle w:val="ListNumber"/>
-        <w:spacing w:before="0" w:after="40"/>
-        <w:ind w:left="720"/>
-      </w:pPr>
-      <w:r>
-        <w:rPr>
-          <w:rFonts w:ascii="Adani" w:hAnsi="Adani"/>
-          <w:b w:val="0"/>
-          <w:sz w:val="20"/>
-          <w:u w:val="none"/>
-        </w:rPr>
-        <w:t>Sister</w:t>
-        <w:tab/>
-        <w:tab/>
-        <w:t>:</w:t>
-        <w:tab/>
-        <w:t>NIL</w:t>
-      </w:r>
-    </w:p>
+    <w:tbl>
+      <w:tblPr>
+        <w:tblW w:type="auto" w:w="0"/>
+        <w:jc w:val="left"/>
+        <w:tblLook w:firstColumn="1" w:firstRow="1" w:lastColumn="0" w:lastRow="0" w:noHBand="0" w:noVBand="1" w:val="04A0"/>
+      </w:tblPr>
+      <w:tblGrid>
+        <w:gridCol w:w="4536"/>
+        <w:gridCol w:w="4536"/>
+      </w:tblGrid>
+      <w:tr>
+        <w:tc>
+          <w:tcPr>
+            <w:tcW w:type="dxa" w:w="4536"/>
+            <w:tcBorders>
+              <w:top w:val="none"/>
+              <w:bottom w:val="none"/>
+              <w:left w:val="none"/>
+              <w:right w:val="none"/>
+            </w:tcBorders>
+          </w:tcPr>
+          <w:p>
+            <w:pPr>
+              <w:ind w:left="720"/>
+            </w:pPr>
+            <w:r>
+              <w:rPr>
+                <w:rFonts w:ascii="Adani" w:hAnsi="Adani"/>
+                <w:b w:val="0"/>
+                <w:sz w:val="20"/>
+                <w:u w:val="none"/>
+              </w:rPr>
+              <w:t>1.</w:t>
+              <w:tab/>
+              <w:t>Father</w:t>
+              <w:tab/>
+              <w:t>:</w:t>
+            </w:r>
+          </w:p>
+        </w:tc>
+        <w:tc>
+          <w:tcPr>
+            <w:tcW w:type="dxa" w:w="4536"/>
+            <w:tcBorders>
+              <w:top w:val="none"/>
+              <w:bottom w:val="none"/>
+              <w:left w:val="none"/>
+              <w:right w:val="none"/>
+            </w:tcBorders>
+          </w:tcPr>
+          <w:p>
+            <w:r>
+              <w:rPr>
+                <w:rFonts w:ascii="Adani" w:hAnsi="Adani"/>
+                <w:b w:val="0"/>
+                <w:sz w:val="20"/>
+                <w:u w:val="none"/>
+              </w:rPr>
+              <w:t>NIL</w:t>
+            </w:r>
+          </w:p>
+        </w:tc>
+      </w:tr>
+      <w:tr>
+        <w:tc>
+          <w:tcPr>
+            <w:tcW w:type="dxa" w:w="4536"/>
+            <w:tcBorders>
+              <w:top w:val="none"/>
+              <w:bottom w:val="none"/>
+              <w:left w:val="none"/>
+              <w:right w:val="none"/>
+            </w:tcBorders>
+          </w:tcPr>
+          <w:p>
+            <w:pPr>
+              <w:ind w:left="720"/>
+            </w:pPr>
+            <w:r>
+              <w:rPr>
+                <w:rFonts w:ascii="Adani" w:hAnsi="Adani"/>
+                <w:b w:val="0"/>
+                <w:sz w:val="20"/>
+                <w:u w:val="none"/>
+              </w:rPr>
+              <w:t>2.</w:t>
+              <w:tab/>
+              <w:t>Mother</w:t>
+              <w:tab/>
+              <w:t>:</w:t>
+            </w:r>
+          </w:p>
+        </w:tc>
+        <w:tc>
+          <w:tcPr>
+            <w:tcW w:type="dxa" w:w="4536"/>
+            <w:tcBorders>
+              <w:top w:val="none"/>
+              <w:bottom w:val="none"/>
+              <w:left w:val="none"/>
+              <w:right w:val="none"/>
+            </w:tcBorders>
+          </w:tcPr>
+          <w:p>
+            <w:r>
+              <w:rPr>
+                <w:rFonts w:ascii="Adani" w:hAnsi="Adani"/>
+                <w:b w:val="0"/>
+                <w:sz w:val="20"/>
+                <w:u w:val="none"/>
+              </w:rPr>
+              <w:t>NIL</w:t>
+            </w:r>
+          </w:p>
+        </w:tc>
+      </w:tr>
+      <w:tr>
+        <w:tc>
+          <w:tcPr>
+            <w:tcW w:type="dxa" w:w="4536"/>
+            <w:tcBorders>
+              <w:top w:val="none"/>
+              <w:bottom w:val="none"/>
+              <w:left w:val="none"/>
+              <w:right w:val="none"/>
+            </w:tcBorders>
+          </w:tcPr>
+          <w:p>
+            <w:pPr>
+              <w:ind w:left="720"/>
+            </w:pPr>
+            <w:r>
+              <w:rPr>
+                <w:rFonts w:ascii="Adani" w:hAnsi="Adani"/>
+                <w:b w:val="0"/>
+                <w:sz w:val="20"/>
+                <w:u w:val="none"/>
+              </w:rPr>
+              <w:t>3.</w:t>
+              <w:tab/>
+              <w:t>Son</w:t>
+              <w:tab/>
+              <w:t>:</w:t>
+            </w:r>
+          </w:p>
+        </w:tc>
+        <w:tc>
+          <w:tcPr>
+            <w:tcW w:type="dxa" w:w="4536"/>
+            <w:tcBorders>
+              <w:top w:val="none"/>
+              <w:bottom w:val="none"/>
+              <w:left w:val="none"/>
+              <w:right w:val="none"/>
+            </w:tcBorders>
+          </w:tcPr>
+          <w:p>
+            <w:r>
+              <w:rPr>
+                <w:rFonts w:ascii="Adani" w:hAnsi="Adani"/>
+                <w:b w:val="0"/>
+                <w:sz w:val="20"/>
+                <w:u w:val="none"/>
+              </w:rPr>
+              <w:t>NIL</w:t>
+            </w:r>
+          </w:p>
+        </w:tc>
+      </w:tr>
+      <w:tr>
+        <w:tc>
+          <w:tcPr>
+            <w:tcW w:type="dxa" w:w="4536"/>
+            <w:tcBorders>
+              <w:top w:val="none"/>
+              <w:bottom w:val="none"/>
+              <w:left w:val="none"/>
+              <w:right w:val="none"/>
+            </w:tcBorders>
+          </w:tcPr>
+          <w:p>
+            <w:pPr>
+              <w:ind w:left="720"/>
+            </w:pPr>
+            <w:r>
+              <w:rPr>
+                <w:rFonts w:ascii="Adani" w:hAnsi="Adani"/>
+                <w:b w:val="0"/>
+                <w:sz w:val="20"/>
+                <w:u w:val="none"/>
+              </w:rPr>
+              <w:t>4.</w:t>
+              <w:tab/>
+              <w:t>Son's Wife</w:t>
+              <w:tab/>
+              <w:t>:</w:t>
+            </w:r>
+          </w:p>
+        </w:tc>
+        <w:tc>
+          <w:tcPr>
+            <w:tcW w:type="dxa" w:w="4536"/>
+            <w:tcBorders>
+              <w:top w:val="none"/>
+              <w:bottom w:val="none"/>
+              <w:left w:val="none"/>
+              <w:right w:val="none"/>
+            </w:tcBorders>
+          </w:tcPr>
+          <w:p>
+            <w:r>
+              <w:rPr>
+                <w:rFonts w:ascii="Adani" w:hAnsi="Adani"/>
+                <w:b w:val="0"/>
+                <w:sz w:val="20"/>
+                <w:u w:val="none"/>
+              </w:rPr>
+              <w:t>NIL</w:t>
+            </w:r>
+          </w:p>
+        </w:tc>
+      </w:tr>
+      <w:tr>
+        <w:tc>
+          <w:tcPr>
+            <w:tcW w:type="dxa" w:w="4536"/>
+            <w:tcBorders>
+              <w:top w:val="none"/>
+              <w:bottom w:val="none"/>
+              <w:left w:val="none"/>
+              <w:right w:val="none"/>
+            </w:tcBorders>
+          </w:tcPr>
+          <w:p>
+            <w:pPr>
+              <w:ind w:left="720"/>
+            </w:pPr>
+            <w:r>
+              <w:rPr>
+                <w:rFonts w:ascii="Adani" w:hAnsi="Adani"/>
+                <w:b w:val="0"/>
+                <w:sz w:val="20"/>
+                <w:u w:val="none"/>
+              </w:rPr>
+              <w:t>5.</w:t>
+              <w:tab/>
+              <w:t>Daughter</w:t>
+              <w:tab/>
+              <w:t>:</w:t>
+            </w:r>
+          </w:p>
+        </w:tc>
+        <w:tc>
+          <w:tcPr>
+            <w:tcW w:type="dxa" w:w="4536"/>
+            <w:tcBorders>
+              <w:top w:val="none"/>
+              <w:bottom w:val="none"/>
+              <w:left w:val="none"/>
+              <w:right w:val="none"/>
+            </w:tcBorders>
+          </w:tcPr>
+          <w:p>
+            <w:r>
+              <w:rPr>
+                <w:rFonts w:ascii="Adani" w:hAnsi="Adani"/>
+                <w:b w:val="0"/>
+                <w:sz w:val="20"/>
+                <w:u w:val="none"/>
+              </w:rPr>
+              <w:t>NIL</w:t>
+            </w:r>
+          </w:p>
+        </w:tc>
+      </w:tr>
+      <w:tr>
+        <w:tc>
+          <w:tcPr>
+            <w:tcW w:type="dxa" w:w="4536"/>
+            <w:tcBorders>
+              <w:top w:val="none"/>
+              <w:bottom w:val="none"/>
+              <w:left w:val="none"/>
+              <w:right w:val="none"/>
+            </w:tcBorders>
+          </w:tcPr>
+          <w:p>
+            <w:pPr>
+              <w:ind w:left="720"/>
+            </w:pPr>
+            <w:r>
+              <w:rPr>
+                <w:rFonts w:ascii="Adani" w:hAnsi="Adani"/>
+                <w:b w:val="0"/>
+                <w:sz w:val="20"/>
+                <w:u w:val="none"/>
+              </w:rPr>
+              <w:t>6.</w:t>
+              <w:tab/>
+              <w:t>Daughter's Husband</w:t>
+              <w:tab/>
+              <w:t>:</w:t>
+            </w:r>
+          </w:p>
+        </w:tc>
+        <w:tc>
+          <w:tcPr>
+            <w:tcW w:type="dxa" w:w="4536"/>
+            <w:tcBorders>
+              <w:top w:val="none"/>
+              <w:bottom w:val="none"/>
+              <w:left w:val="none"/>
+              <w:right w:val="none"/>
+            </w:tcBorders>
+          </w:tcPr>
+          <w:p>
+            <w:r>
+              <w:rPr>
+                <w:rFonts w:ascii="Adani" w:hAnsi="Adani"/>
+                <w:b w:val="0"/>
+                <w:sz w:val="20"/>
+                <w:u w:val="none"/>
+              </w:rPr>
+              <w:t>NIL</w:t>
+            </w:r>
+          </w:p>
+        </w:tc>
+      </w:tr>
+      <w:tr>
+        <w:tc>
+          <w:tcPr>
+            <w:tcW w:type="dxa" w:w="4536"/>
+            <w:tcBorders>
+              <w:top w:val="none"/>
+              <w:bottom w:val="none"/>
+              <w:left w:val="none"/>
+              <w:right w:val="none"/>
+            </w:tcBorders>
+          </w:tcPr>
+          <w:p>
+            <w:pPr>
+              <w:ind w:left="720"/>
+            </w:pPr>
+            <w:r>
+              <w:rPr>
+                <w:rFonts w:ascii="Adani" w:hAnsi="Adani"/>
+                <w:b w:val="0"/>
+                <w:sz w:val="20"/>
+                <w:u w:val="none"/>
+              </w:rPr>
+              <w:t>7.</w:t>
+              <w:tab/>
+              <w:t>Brother</w:t>
+              <w:tab/>
+              <w:t>:</w:t>
+            </w:r>
+          </w:p>
+        </w:tc>
+        <w:tc>
+          <w:tcPr>
+            <w:tcW w:type="dxa" w:w="4536"/>
+            <w:tcBorders>
+              <w:top w:val="none"/>
+              <w:bottom w:val="none"/>
+              <w:left w:val="none"/>
+              <w:right w:val="none"/>
+            </w:tcBorders>
+          </w:tcPr>
+          <w:p>
+            <w:r>
+              <w:rPr>
+                <w:rFonts w:ascii="Adani" w:hAnsi="Adani"/>
+                <w:b w:val="0"/>
+                <w:sz w:val="20"/>
+                <w:u w:val="none"/>
+              </w:rPr>
+              <w:t>NIL</w:t>
+            </w:r>
+          </w:p>
+        </w:tc>
+      </w:tr>
+      <w:tr>
+        <w:tc>
+          <w:tcPr>
+            <w:tcW w:type="dxa" w:w="4536"/>
+            <w:tcBorders>
+              <w:top w:val="none"/>
+              <w:bottom w:val="none"/>
+              <w:left w:val="none"/>
+              <w:right w:val="none"/>
+            </w:tcBorders>
+          </w:tcPr>
+          <w:p>
+            <w:pPr>
+              <w:ind w:left="720"/>
+            </w:pPr>
+            <w:r>
+              <w:rPr>
+                <w:rFonts w:ascii="Adani" w:hAnsi="Adani"/>
+                <w:b w:val="0"/>
+                <w:sz w:val="20"/>
+                <w:u w:val="none"/>
+              </w:rPr>
+              <w:t>8.</w:t>
+              <w:tab/>
+              <w:t>Sister</w:t>
+              <w:tab/>
+              <w:t>:</w:t>
+            </w:r>
+          </w:p>
+        </w:tc>
+        <w:tc>
+          <w:tcPr>
+            <w:tcW w:type="dxa" w:w="4536"/>
+            <w:tcBorders>
+              <w:top w:val="none"/>
+              <w:bottom w:val="none"/>
+              <w:left w:val="none"/>
+              <w:right w:val="none"/>
+            </w:tcBorders>
+          </w:tcPr>
+          <w:p>
+            <w:r>
+              <w:rPr>
+                <w:rFonts w:ascii="Adani" w:hAnsi="Adani"/>
+                <w:b w:val="0"/>
+                <w:sz w:val="20"/>
+                <w:u w:val="none"/>
+              </w:rPr>
+              <w:t>NIL</w:t>
+            </w:r>
+          </w:p>
+        </w:tc>
+      </w:tr>
+    </w:tbl>
     <w:p/>
     <w:p>
       <w:pPr>
@@ -3060,7 +3035,7 @@
                 <w:sz w:val="18"/>
                 <w:u w:val="none"/>
               </w:rPr>
-              <w:t>Date:   07th May, 2026</w:t>
+              <w:t>Date:   15th May, 2026</w:t>
             </w:r>
           </w:p>
         </w:tc>
@@ -3221,7 +3196,7 @@
           <w:sz w:val="20"/>
           <w:u w:val="none"/>
         </w:rPr>
-        <w:t>07th May, 2026</w:t>
+        <w:t>15th May, 2026</w:t>
       </w:r>
     </w:p>
     <w:p>
@@ -3296,7 +3271,7 @@
           <w:sz w:val="20"/>
           <w:u w:val="none"/>
         </w:rPr>
-        <w:t>ADANI RENEWABLE ENERGY SIXTY LIMITED</w:t>
+        <w:t>ADANI RENEWABLE ENERGY SIXTY THREE LIMITED</w:t>
       </w:r>
     </w:p>
     <w:p>
@@ -3311,22 +3286,7 @@
           <w:sz w:val="20"/>
           <w:u w:val="none"/>
         </w:rPr>
-        <w:t>ADANI RENEWABLE ENERGY SIXTY FOUR LIMITED</w:t>
-      </w:r>
-    </w:p>
-    <w:p>
-      <w:pPr>
-        <w:spacing w:before="0" w:after="20"/>
-        <w:jc w:val="left"/>
-      </w:pPr>
-      <w:r>
-        <w:rPr>
-          <w:rFonts w:ascii="Adani" w:hAnsi="Adani"/>
-          <w:b/>
-          <w:sz w:val="20"/>
-          <w:u w:val="none"/>
-        </w:rPr>
-        <w:t>ADANI RENEWABLE ENERGY SIXTY THREE LIMITED</w:t>
+        <w:t>ADANI RENEWABLE ENERGY SIXTY LIMITED</w:t>
       </w:r>
     </w:p>
     <w:p>
@@ -3356,6 +3316,21 @@
           <w:sz w:val="20"/>
           <w:u w:val="none"/>
         </w:rPr>
+        <w:t>ADANI RENEWABLE ENERGY SIXTY ONE LIMITED</w:t>
+      </w:r>
+    </w:p>
+    <w:p>
+      <w:pPr>
+        <w:spacing w:before="0" w:after="20"/>
+        <w:jc w:val="left"/>
+      </w:pPr>
+      <w:r>
+        <w:rPr>
+          <w:rFonts w:ascii="Adani" w:hAnsi="Adani"/>
+          <w:b/>
+          <w:sz w:val="20"/>
+          <w:u w:val="none"/>
+        </w:rPr>
         <w:t>ADANI RENEWABLE ENERGY FIFTY EIGHT LIMITED</w:t>
       </w:r>
     </w:p>
@@ -3371,7 +3346,7 @@
           <w:sz w:val="20"/>
           <w:u w:val="none"/>
         </w:rPr>
-        <w:t>ADANI RENEWABLE ENERGY SIXTY ONE LIMITED</w:t>
+        <w:t>ADANI RENEWABLE ENERGY FIFTY SEVEN LIMITED</w:t>
       </w:r>
     </w:p>
     <w:p>
@@ -3387,21 +3362,6 @@
           <w:u w:val="none"/>
         </w:rPr>
         <w:t>ADANI RENEWABLE ENERGY FIFTY SIX LIMITED</w:t>
-      </w:r>
-    </w:p>
-    <w:p>
-      <w:pPr>
-        <w:spacing w:before="0" w:after="20"/>
-        <w:jc w:val="left"/>
-      </w:pPr>
-      <w:r>
-        <w:rPr>
-          <w:rFonts w:ascii="Adani" w:hAnsi="Adani"/>
-          <w:b/>
-          <w:sz w:val="20"/>
-          <w:u w:val="none"/>
-        </w:rPr>
-        <w:t>ADANI RENEWABLE ENERGY FIFTY SEVEN LIMITED</w:t>
       </w:r>
     </w:p>
     <w:p>
@@ -3507,7 +3467,7 @@
           <w:sz w:val="20"/>
           <w:u w:val="none"/>
         </w:rPr>
-        <w:t>ADANI RENEWABLE ENERGY SIXTY LIMITED</w:t>
+        <w:t>ADANI RENEWABLE ENERGY SIXTY THREE LIMITED</w:t>
       </w:r>
     </w:p>
     <w:p>
@@ -3522,22 +3482,7 @@
           <w:sz w:val="20"/>
           <w:u w:val="none"/>
         </w:rPr>
-        <w:t>ADANI RENEWABLE ENERGY SIXTY FOUR LIMITED</w:t>
-      </w:r>
-    </w:p>
-    <w:p>
-      <w:pPr>
-        <w:spacing w:before="0" w:after="20"/>
-        <w:jc w:val="left"/>
-      </w:pPr>
-      <w:r>
-        <w:rPr>
-          <w:rFonts w:ascii="Adani" w:hAnsi="Adani"/>
-          <w:b w:val="0"/>
-          <w:sz w:val="20"/>
-          <w:u w:val="none"/>
-        </w:rPr>
-        <w:t>ADANI RENEWABLE ENERGY SIXTY THREE LIMITED</w:t>
+        <w:t>ADANI RENEWABLE ENERGY SIXTY LIMITED</w:t>
       </w:r>
     </w:p>
     <w:p>
@@ -3567,6 +3512,21 @@
           <w:sz w:val="20"/>
           <w:u w:val="none"/>
         </w:rPr>
+        <w:t>ADANI RENEWABLE ENERGY SIXTY ONE LIMITED</w:t>
+      </w:r>
+    </w:p>
+    <w:p>
+      <w:pPr>
+        <w:spacing w:before="0" w:after="20"/>
+        <w:jc w:val="left"/>
+      </w:pPr>
+      <w:r>
+        <w:rPr>
+          <w:rFonts w:ascii="Adani" w:hAnsi="Adani"/>
+          <w:b w:val="0"/>
+          <w:sz w:val="20"/>
+          <w:u w:val="none"/>
+        </w:rPr>
         <w:t>ADANI RENEWABLE ENERGY FIFTY EIGHT LIMITED</w:t>
       </w:r>
     </w:p>
@@ -3582,7 +3542,7 @@
           <w:sz w:val="20"/>
           <w:u w:val="none"/>
         </w:rPr>
-        <w:t>ADANI RENEWABLE ENERGY SIXTY ONE LIMITED</w:t>
+        <w:t>ADANI RENEWABLE ENERGY FIFTY SEVEN LIMITED</w:t>
       </w:r>
     </w:p>
     <w:p>
@@ -3598,21 +3558,6 @@
           <w:u w:val="none"/>
         </w:rPr>
         <w:t>ADANI RENEWABLE ENERGY FIFTY SIX LIMITED</w:t>
-      </w:r>
-    </w:p>
-    <w:p>
-      <w:pPr>
-        <w:spacing w:before="0" w:after="20"/>
-        <w:jc w:val="left"/>
-      </w:pPr>
-      <w:r>
-        <w:rPr>
-          <w:rFonts w:ascii="Adani" w:hAnsi="Adani"/>
-          <w:b w:val="0"/>
-          <w:sz w:val="20"/>
-          <w:u w:val="none"/>
-        </w:rPr>
-        <w:t>ADANI RENEWABLE ENERGY FIFTY SEVEN LIMITED</w:t>
       </w:r>
     </w:p>
     <w:p>
@@ -4453,7 +4398,7 @@
                 <w:sz w:val="18"/>
                 <w:u w:val="none"/>
               </w:rPr>
-              <w:t>11</w:t>
+              <w:t>10</w:t>
             </w:r>
           </w:p>
         </w:tc>
@@ -4854,7 +4799,7 @@
                 <w:sz w:val="18"/>
                 <w:u w:val="none"/>
               </w:rPr>
-              <w:t>U35105GJ2023PLC147005</w:t>
+              <w:t>U35105GJ2023PLC147007</w:t>
             </w:r>
           </w:p>
         </w:tc>
@@ -4882,7 +4827,7 @@
                 <w:sz w:val="18"/>
                 <w:u w:val="none"/>
               </w:rPr>
-              <w:t>ADANI RENEWABLE ENERGY SIXTY LIMITED</w:t>
+              <w:t>ADANI RENEWABLE ENERGY SIXTY THREE LIMITED</w:t>
             </w:r>
           </w:p>
         </w:tc>
@@ -4968,7 +4913,7 @@
                 <w:sz w:val="18"/>
                 <w:u w:val="none"/>
               </w:rPr>
-              <w:t>U35105GJ2023PLC147013</w:t>
+              <w:t>U35105GJ2023PLC147005</w:t>
             </w:r>
           </w:p>
         </w:tc>
@@ -4996,121 +4941,7 @@
                 <w:sz w:val="18"/>
                 <w:u w:val="none"/>
               </w:rPr>
-              <w:t>ADANI RENEWABLE ENERGY SIXTY FOUR LIMITED</w:t>
-            </w:r>
-          </w:p>
-        </w:tc>
-        <w:tc>
-          <w:tcPr>
-            <w:tcW w:type="dxa" w:w="1587"/>
-            <w:shd w:val="clear" w:color="auto" w:fill="FFFFFF"/>
-            <w:tcBorders>
-              <w:top w:val="single" w:sz="4" w:space="0" w:color="000000"/>
-              <w:left w:val="single" w:sz="4" w:space="0" w:color="000000"/>
-              <w:bottom w:val="single" w:sz="4" w:space="0" w:color="000000"/>
-              <w:right w:val="single" w:sz="4" w:space="0" w:color="000000"/>
-            </w:tcBorders>
-            <w:vAlign w:val="center"/>
-          </w:tcPr>
-          <w:p>
-            <w:pPr>
-              <w:spacing w:before="40" w:after="40"/>
-              <w:jc w:val="left"/>
-            </w:pPr>
-            <w:r>
-              <w:rPr>
-                <w:rFonts w:ascii="Adani" w:hAnsi="Adani"/>
-                <w:b w:val="0"/>
-                <w:sz w:val="18"/>
-                <w:u w:val="none"/>
-              </w:rPr>
-              <w:t>Director</w:t>
-            </w:r>
-          </w:p>
-        </w:tc>
-        <w:tc>
-          <w:tcPr>
-            <w:tcW w:type="dxa" w:w="1304"/>
-            <w:shd w:val="clear" w:color="auto" w:fill="FFFFFF"/>
-            <w:tcBorders>
-              <w:top w:val="single" w:sz="4" w:space="0" w:color="000000"/>
-              <w:left w:val="single" w:sz="4" w:space="0" w:color="000000"/>
-              <w:bottom w:val="single" w:sz="4" w:space="0" w:color="000000"/>
-              <w:right w:val="single" w:sz="4" w:space="0" w:color="000000"/>
-            </w:tcBorders>
-            <w:vAlign w:val="center"/>
-          </w:tcPr>
-          <w:p>
-            <w:pPr>
-              <w:spacing w:before="40" w:after="40"/>
-              <w:jc w:val="left"/>
-            </w:pPr>
-            <w:r>
-              <w:rPr>
-                <w:rFonts w:ascii="Adani" w:hAnsi="Adani"/>
-                <w:b w:val="0"/>
-                <w:sz w:val="18"/>
-                <w:u w:val="none"/>
-              </w:rPr>
-              <w:t>18/12/2023</w:t>
-            </w:r>
-          </w:p>
-        </w:tc>
-      </w:tr>
-      <w:tr>
-        <w:tc>
-          <w:tcPr>
-            <w:tcW w:type="dxa" w:w="2268"/>
-            <w:shd w:val="clear" w:color="auto" w:fill="FFFFFF"/>
-            <w:tcBorders>
-              <w:top w:val="single" w:sz="4" w:space="0" w:color="000000"/>
-              <w:left w:val="single" w:sz="4" w:space="0" w:color="000000"/>
-              <w:bottom w:val="single" w:sz="4" w:space="0" w:color="000000"/>
-              <w:right w:val="single" w:sz="4" w:space="0" w:color="000000"/>
-            </w:tcBorders>
-            <w:vAlign w:val="center"/>
-          </w:tcPr>
-          <w:p>
-            <w:pPr>
-              <w:spacing w:before="40" w:after="40"/>
-              <w:jc w:val="left"/>
-            </w:pPr>
-            <w:r>
-              <w:rPr>
-                <w:rFonts w:ascii="Adani" w:hAnsi="Adani"/>
-                <w:b w:val="0"/>
-                <w:sz w:val="18"/>
-                <w:u w:val="none"/>
-              </w:rPr>
-              <w:t>U35105GJ2023PLC147007</w:t>
-            </w:r>
-          </w:p>
-        </w:tc>
-        <w:tc>
-          <w:tcPr>
-            <w:tcW w:type="dxa" w:w="4252"/>
-            <w:shd w:val="clear" w:color="auto" w:fill="FFFFFF"/>
-            <w:tcBorders>
-              <w:top w:val="single" w:sz="4" w:space="0" w:color="000000"/>
-              <w:left w:val="single" w:sz="4" w:space="0" w:color="000000"/>
-              <w:bottom w:val="single" w:sz="4" w:space="0" w:color="000000"/>
-              <w:right w:val="single" w:sz="4" w:space="0" w:color="000000"/>
-            </w:tcBorders>
-            <w:vAlign w:val="center"/>
-          </w:tcPr>
-          <w:p>
-            <w:pPr>
-              <w:spacing w:before="40" w:after="40"/>
-              <w:jc w:val="left"/>
-            </w:pPr>
-            <w:r>
-              <w:rPr>
-                <w:rFonts w:ascii="Adani" w:hAnsi="Adani"/>
-                <w:b w:val="0"/>
-                <w:sz w:val="18"/>
-                <w:u w:val="none"/>
-              </w:rPr>
-              <w:t>ADANI RENEWABLE ENERGY SIXTY THREE LIMITED</w:t>
+              <w:t>ADANI RENEWABLE ENERGY SIXTY LIMITED</w:t>
             </w:r>
           </w:p>
         </w:tc>
@@ -5310,6 +5141,120 @@
                 <w:sz w:val="18"/>
                 <w:u w:val="none"/>
               </w:rPr>
+              <w:t>U35105GJ2023PLC146977</w:t>
+            </w:r>
+          </w:p>
+        </w:tc>
+        <w:tc>
+          <w:tcPr>
+            <w:tcW w:type="dxa" w:w="4252"/>
+            <w:shd w:val="clear" w:color="auto" w:fill="FFFFFF"/>
+            <w:tcBorders>
+              <w:top w:val="single" w:sz="4" w:space="0" w:color="000000"/>
+              <w:left w:val="single" w:sz="4" w:space="0" w:color="000000"/>
+              <w:bottom w:val="single" w:sz="4" w:space="0" w:color="000000"/>
+              <w:right w:val="single" w:sz="4" w:space="0" w:color="000000"/>
+            </w:tcBorders>
+            <w:vAlign w:val="center"/>
+          </w:tcPr>
+          <w:p>
+            <w:pPr>
+              <w:spacing w:before="40" w:after="40"/>
+              <w:jc w:val="left"/>
+            </w:pPr>
+            <w:r>
+              <w:rPr>
+                <w:rFonts w:ascii="Adani" w:hAnsi="Adani"/>
+                <w:b w:val="0"/>
+                <w:sz w:val="18"/>
+                <w:u w:val="none"/>
+              </w:rPr>
+              <w:t>ADANI RENEWABLE ENERGY SIXTY ONE LIMITED</w:t>
+            </w:r>
+          </w:p>
+        </w:tc>
+        <w:tc>
+          <w:tcPr>
+            <w:tcW w:type="dxa" w:w="1587"/>
+            <w:shd w:val="clear" w:color="auto" w:fill="FFFFFF"/>
+            <w:tcBorders>
+              <w:top w:val="single" w:sz="4" w:space="0" w:color="000000"/>
+              <w:left w:val="single" w:sz="4" w:space="0" w:color="000000"/>
+              <w:bottom w:val="single" w:sz="4" w:space="0" w:color="000000"/>
+              <w:right w:val="single" w:sz="4" w:space="0" w:color="000000"/>
+            </w:tcBorders>
+            <w:vAlign w:val="center"/>
+          </w:tcPr>
+          <w:p>
+            <w:pPr>
+              <w:spacing w:before="40" w:after="40"/>
+              <w:jc w:val="left"/>
+            </w:pPr>
+            <w:r>
+              <w:rPr>
+                <w:rFonts w:ascii="Adani" w:hAnsi="Adani"/>
+                <w:b w:val="0"/>
+                <w:sz w:val="18"/>
+                <w:u w:val="none"/>
+              </w:rPr>
+              <w:t>Director</w:t>
+            </w:r>
+          </w:p>
+        </w:tc>
+        <w:tc>
+          <w:tcPr>
+            <w:tcW w:type="dxa" w:w="1304"/>
+            <w:shd w:val="clear" w:color="auto" w:fill="FFFFFF"/>
+            <w:tcBorders>
+              <w:top w:val="single" w:sz="4" w:space="0" w:color="000000"/>
+              <w:left w:val="single" w:sz="4" w:space="0" w:color="000000"/>
+              <w:bottom w:val="single" w:sz="4" w:space="0" w:color="000000"/>
+              <w:right w:val="single" w:sz="4" w:space="0" w:color="000000"/>
+            </w:tcBorders>
+            <w:vAlign w:val="center"/>
+          </w:tcPr>
+          <w:p>
+            <w:pPr>
+              <w:spacing w:before="40" w:after="40"/>
+              <w:jc w:val="left"/>
+            </w:pPr>
+            <w:r>
+              <w:rPr>
+                <w:rFonts w:ascii="Adani" w:hAnsi="Adani"/>
+                <w:b w:val="0"/>
+                <w:sz w:val="18"/>
+                <w:u w:val="none"/>
+              </w:rPr>
+              <w:t>15/12/2023</w:t>
+            </w:r>
+          </w:p>
+        </w:tc>
+      </w:tr>
+      <w:tr>
+        <w:tc>
+          <w:tcPr>
+            <w:tcW w:type="dxa" w:w="2268"/>
+            <w:shd w:val="clear" w:color="auto" w:fill="FFFFFF"/>
+            <w:tcBorders>
+              <w:top w:val="single" w:sz="4" w:space="0" w:color="000000"/>
+              <w:left w:val="single" w:sz="4" w:space="0" w:color="000000"/>
+              <w:bottom w:val="single" w:sz="4" w:space="0" w:color="000000"/>
+              <w:right w:val="single" w:sz="4" w:space="0" w:color="000000"/>
+            </w:tcBorders>
+            <w:vAlign w:val="center"/>
+          </w:tcPr>
+          <w:p>
+            <w:pPr>
+              <w:spacing w:before="40" w:after="40"/>
+              <w:jc w:val="left"/>
+            </w:pPr>
+            <w:r>
+              <w:rPr>
+                <w:rFonts w:ascii="Adani" w:hAnsi="Adani"/>
+                <w:b w:val="0"/>
+                <w:sz w:val="18"/>
+                <w:u w:val="none"/>
+              </w:rPr>
               <w:t>U35105GJ2023PLC146961</w:t>
             </w:r>
           </w:p>
@@ -5424,7 +5369,7 @@
                 <w:sz w:val="18"/>
                 <w:u w:val="none"/>
               </w:rPr>
-              <w:t>U35105GJ2023PLC146977</w:t>
+              <w:t>U35105GJ2023PLC146958</w:t>
             </w:r>
           </w:p>
         </w:tc>
@@ -5452,121 +5397,7 @@
                 <w:sz w:val="18"/>
                 <w:u w:val="none"/>
               </w:rPr>
-              <w:t>ADANI RENEWABLE ENERGY SIXTY ONE LIMITED</w:t>
-            </w:r>
-          </w:p>
-        </w:tc>
-        <w:tc>
-          <w:tcPr>
-            <w:tcW w:type="dxa" w:w="1587"/>
-            <w:shd w:val="clear" w:color="auto" w:fill="FFFFFF"/>
-            <w:tcBorders>
-              <w:top w:val="single" w:sz="4" w:space="0" w:color="000000"/>
-              <w:left w:val="single" w:sz="4" w:space="0" w:color="000000"/>
-              <w:bottom w:val="single" w:sz="4" w:space="0" w:color="000000"/>
-              <w:right w:val="single" w:sz="4" w:space="0" w:color="000000"/>
-            </w:tcBorders>
-            <w:vAlign w:val="center"/>
-          </w:tcPr>
-          <w:p>
-            <w:pPr>
-              <w:spacing w:before="40" w:after="40"/>
-              <w:jc w:val="left"/>
-            </w:pPr>
-            <w:r>
-              <w:rPr>
-                <w:rFonts w:ascii="Adani" w:hAnsi="Adani"/>
-                <w:b w:val="0"/>
-                <w:sz w:val="18"/>
-                <w:u w:val="none"/>
-              </w:rPr>
-              <w:t>Director</w:t>
-            </w:r>
-          </w:p>
-        </w:tc>
-        <w:tc>
-          <w:tcPr>
-            <w:tcW w:type="dxa" w:w="1304"/>
-            <w:shd w:val="clear" w:color="auto" w:fill="FFFFFF"/>
-            <w:tcBorders>
-              <w:top w:val="single" w:sz="4" w:space="0" w:color="000000"/>
-              <w:left w:val="single" w:sz="4" w:space="0" w:color="000000"/>
-              <w:bottom w:val="single" w:sz="4" w:space="0" w:color="000000"/>
-              <w:right w:val="single" w:sz="4" w:space="0" w:color="000000"/>
-            </w:tcBorders>
-            <w:vAlign w:val="center"/>
-          </w:tcPr>
-          <w:p>
-            <w:pPr>
-              <w:spacing w:before="40" w:after="40"/>
-              <w:jc w:val="left"/>
-            </w:pPr>
-            <w:r>
-              <w:rPr>
-                <w:rFonts w:ascii="Adani" w:hAnsi="Adani"/>
-                <w:b w:val="0"/>
-                <w:sz w:val="18"/>
-                <w:u w:val="none"/>
-              </w:rPr>
-              <w:t>15/12/2023</w:t>
-            </w:r>
-          </w:p>
-        </w:tc>
-      </w:tr>
-      <w:tr>
-        <w:tc>
-          <w:tcPr>
-            <w:tcW w:type="dxa" w:w="2268"/>
-            <w:shd w:val="clear" w:color="auto" w:fill="FFFFFF"/>
-            <w:tcBorders>
-              <w:top w:val="single" w:sz="4" w:space="0" w:color="000000"/>
-              <w:left w:val="single" w:sz="4" w:space="0" w:color="000000"/>
-              <w:bottom w:val="single" w:sz="4" w:space="0" w:color="000000"/>
-              <w:right w:val="single" w:sz="4" w:space="0" w:color="000000"/>
-            </w:tcBorders>
-            <w:vAlign w:val="center"/>
-          </w:tcPr>
-          <w:p>
-            <w:pPr>
-              <w:spacing w:before="40" w:after="40"/>
-              <w:jc w:val="left"/>
-            </w:pPr>
-            <w:r>
-              <w:rPr>
-                <w:rFonts w:ascii="Adani" w:hAnsi="Adani"/>
-                <w:b w:val="0"/>
-                <w:sz w:val="18"/>
-                <w:u w:val="none"/>
-              </w:rPr>
-              <w:t>U35105GJ2023PLC146957</w:t>
-            </w:r>
-          </w:p>
-        </w:tc>
-        <w:tc>
-          <w:tcPr>
-            <w:tcW w:type="dxa" w:w="4252"/>
-            <w:shd w:val="clear" w:color="auto" w:fill="FFFFFF"/>
-            <w:tcBorders>
-              <w:top w:val="single" w:sz="4" w:space="0" w:color="000000"/>
-              <w:left w:val="single" w:sz="4" w:space="0" w:color="000000"/>
-              <w:bottom w:val="single" w:sz="4" w:space="0" w:color="000000"/>
-              <w:right w:val="single" w:sz="4" w:space="0" w:color="000000"/>
-            </w:tcBorders>
-            <w:vAlign w:val="center"/>
-          </w:tcPr>
-          <w:p>
-            <w:pPr>
-              <w:spacing w:before="40" w:after="40"/>
-              <w:jc w:val="left"/>
-            </w:pPr>
-            <w:r>
-              <w:rPr>
-                <w:rFonts w:ascii="Adani" w:hAnsi="Adani"/>
-                <w:b w:val="0"/>
-                <w:sz w:val="18"/>
-                <w:u w:val="none"/>
-              </w:rPr>
-              <w:t>ADANI RENEWABLE ENERGY FIFTY SIX LIMITED</w:t>
+              <w:t>ADANI RENEWABLE ENERGY FIFTY SEVEN LIMITED</w:t>
             </w:r>
           </w:p>
         </w:tc>
@@ -5652,7 +5483,7 @@
                 <w:sz w:val="18"/>
                 <w:u w:val="none"/>
               </w:rPr>
-              <w:t>U35105GJ2023PLC146958</w:t>
+              <w:t>U35105GJ2023PLC146957</w:t>
             </w:r>
           </w:p>
         </w:tc>
@@ -5680,7 +5511,7 @@
                 <w:sz w:val="18"/>
                 <w:u w:val="none"/>
               </w:rPr>
-              <w:t>ADANI RENEWABLE ENERGY FIFTY SEVEN LIMITED</w:t>
+              <w:t>ADANI RENEWABLE ENERGY FIFTY SIX LIMITED</w:t>
             </w:r>
           </w:p>
         </w:tc>

--- a/Backend/Director_Disclosure/Output_Disclosures/2024-25/ADANI_RENEWABLE_ENERGY_SIXTY_ONE_LIMITED/MBP-1/MBP1_Kavinder_Kumar_Rajput_10352542.docx
+++ b/Backend/Director_Disclosure/Output_Disclosures/2024-25/ADANI_RENEWABLE_ENERGY_SIXTY_ONE_LIMITED/MBP-1/MBP1_Kavinder_Kumar_Rajput_10352542.docx
@@ -1998,7 +1998,7 @@
                 <w:sz w:val="18"/>
                 <w:u w:val="none"/>
               </w:rPr>
-              <w:t>Date:   15th May, 2026</w:t>
+              <w:t>Date:   27th May, 2026</w:t>
             </w:r>
           </w:p>
         </w:tc>
@@ -3035,7 +3035,7 @@
                 <w:sz w:val="18"/>
                 <w:u w:val="none"/>
               </w:rPr>
-              <w:t>Date:   15th May, 2026</w:t>
+              <w:t>Date:   27th May, 2026</w:t>
             </w:r>
           </w:p>
         </w:tc>
@@ -3196,7 +3196,7 @@
           <w:sz w:val="20"/>
           <w:u w:val="none"/>
         </w:rPr>
-        <w:t>15th May, 2026</w:t>
+        <w:t>27th May, 2026</w:t>
       </w:r>
     </w:p>
     <w:p>

--- a/Backend/Director_Disclosure/Output_Disclosures/2024-25/ADANI_RENEWABLE_ENERGY_SIXTY_ONE_LIMITED/MBP-1/MBP1_Kavinder_Kumar_Rajput_10352542.docx
+++ b/Backend/Director_Disclosure/Output_Disclosures/2024-25/ADANI_RENEWABLE_ENERGY_SIXTY_ONE_LIMITED/MBP-1/MBP1_Kavinder_Kumar_Rajput_10352542.docx
@@ -683,7 +683,7 @@
                 <w:sz w:val="18"/>
                 <w:u w:val="none"/>
               </w:rPr>
-              <w:t>ADANI RENEWABLE ENERGY SIXTY THREE LIMITED</w:t>
+              <w:t>ADANI RENEWABLE ENERGY SIXTY TWO LIMITED</w:t>
             </w:r>
           </w:p>
         </w:tc>
@@ -825,7 +825,7 @@
                 <w:sz w:val="18"/>
                 <w:u w:val="none"/>
               </w:rPr>
-              <w:t>ADANI RENEWABLE ENERGY SIXTY LIMITED</w:t>
+              <w:t>ADANI RENEWABLE ENERGY SIXTY THREE LIMITED</w:t>
             </w:r>
           </w:p>
         </w:tc>
@@ -967,7 +967,7 @@
                 <w:sz w:val="18"/>
                 <w:u w:val="none"/>
               </w:rPr>
-              <w:t>ADANI RENEWABLE ENERGY SIXTY TWO LIMITED</w:t>
+              <w:t>ADANI RENEWABLE ENERGY SIXTY LIMITED</w:t>
             </w:r>
           </w:p>
         </w:tc>
@@ -1998,7 +1998,7 @@
                 <w:sz w:val="18"/>
                 <w:u w:val="none"/>
               </w:rPr>
-              <w:t>Date:   27th May, 2026</w:t>
+              <w:t>Date:   09th June, 2026</w:t>
             </w:r>
           </w:p>
         </w:tc>
@@ -3035,7 +3035,7 @@
                 <w:sz w:val="18"/>
                 <w:u w:val="none"/>
               </w:rPr>
-              <w:t>Date:   27th May, 2026</w:t>
+              <w:t>Date:   09th June, 2026</w:t>
             </w:r>
           </w:p>
         </w:tc>
@@ -3196,7 +3196,7 @@
           <w:sz w:val="20"/>
           <w:u w:val="none"/>
         </w:rPr>
-        <w:t>27th May, 2026</w:t>
+        <w:t>09th June, 2026</w:t>
       </w:r>
     </w:p>
     <w:p>
@@ -3271,6 +3271,21 @@
           <w:sz w:val="20"/>
           <w:u w:val="none"/>
         </w:rPr>
+        <w:t>ADANI RENEWABLE ENERGY SIXTY TWO LIMITED</w:t>
+      </w:r>
+    </w:p>
+    <w:p>
+      <w:pPr>
+        <w:spacing w:before="0" w:after="20"/>
+        <w:jc w:val="left"/>
+      </w:pPr>
+      <w:r>
+        <w:rPr>
+          <w:rFonts w:ascii="Adani" w:hAnsi="Adani"/>
+          <w:b/>
+          <w:sz w:val="20"/>
+          <w:u w:val="none"/>
+        </w:rPr>
         <w:t>ADANI RENEWABLE ENERGY SIXTY THREE LIMITED</w:t>
       </w:r>
     </w:p>
@@ -3287,21 +3302,6 @@
           <w:u w:val="none"/>
         </w:rPr>
         <w:t>ADANI RENEWABLE ENERGY SIXTY LIMITED</w:t>
-      </w:r>
-    </w:p>
-    <w:p>
-      <w:pPr>
-        <w:spacing w:before="0" w:after="20"/>
-        <w:jc w:val="left"/>
-      </w:pPr>
-      <w:r>
-        <w:rPr>
-          <w:rFonts w:ascii="Adani" w:hAnsi="Adani"/>
-          <w:b/>
-          <w:sz w:val="20"/>
-          <w:u w:val="none"/>
-        </w:rPr>
-        <w:t>ADANI RENEWABLE ENERGY SIXTY TWO LIMITED</w:t>
       </w:r>
     </w:p>
     <w:p>
@@ -3467,6 +3467,21 @@
           <w:sz w:val="20"/>
           <w:u w:val="none"/>
         </w:rPr>
+        <w:t>ADANI RENEWABLE ENERGY SIXTY TWO LIMITED</w:t>
+      </w:r>
+    </w:p>
+    <w:p>
+      <w:pPr>
+        <w:spacing w:before="0" w:after="20"/>
+        <w:jc w:val="left"/>
+      </w:pPr>
+      <w:r>
+        <w:rPr>
+          <w:rFonts w:ascii="Adani" w:hAnsi="Adani"/>
+          <w:b w:val="0"/>
+          <w:sz w:val="20"/>
+          <w:u w:val="none"/>
+        </w:rPr>
         <w:t>ADANI RENEWABLE ENERGY SIXTY THREE LIMITED</w:t>
       </w:r>
     </w:p>
@@ -3483,21 +3498,6 @@
           <w:u w:val="none"/>
         </w:rPr>
         <w:t>ADANI RENEWABLE ENERGY SIXTY LIMITED</w:t>
-      </w:r>
-    </w:p>
-    <w:p>
-      <w:pPr>
-        <w:spacing w:before="0" w:after="20"/>
-        <w:jc w:val="left"/>
-      </w:pPr>
-      <w:r>
-        <w:rPr>
-          <w:rFonts w:ascii="Adani" w:hAnsi="Adani"/>
-          <w:b w:val="0"/>
-          <w:sz w:val="20"/>
-          <w:u w:val="none"/>
-        </w:rPr>
-        <w:t>ADANI RENEWABLE ENERGY SIXTY TWO LIMITED</w:t>
       </w:r>
     </w:p>
     <w:p>
@@ -4799,6 +4799,120 @@
                 <w:sz w:val="18"/>
                 <w:u w:val="none"/>
               </w:rPr>
+              <w:t>U35105GJ2023PLC146996</w:t>
+            </w:r>
+          </w:p>
+        </w:tc>
+        <w:tc>
+          <w:tcPr>
+            <w:tcW w:type="dxa" w:w="4252"/>
+            <w:shd w:val="clear" w:color="auto" w:fill="FFFFFF"/>
+            <w:tcBorders>
+              <w:top w:val="single" w:sz="4" w:space="0" w:color="000000"/>
+              <w:left w:val="single" w:sz="4" w:space="0" w:color="000000"/>
+              <w:bottom w:val="single" w:sz="4" w:space="0" w:color="000000"/>
+              <w:right w:val="single" w:sz="4" w:space="0" w:color="000000"/>
+            </w:tcBorders>
+            <w:vAlign w:val="center"/>
+          </w:tcPr>
+          <w:p>
+            <w:pPr>
+              <w:spacing w:before="40" w:after="40"/>
+              <w:jc w:val="left"/>
+            </w:pPr>
+            <w:r>
+              <w:rPr>
+                <w:rFonts w:ascii="Adani" w:hAnsi="Adani"/>
+                <w:b w:val="0"/>
+                <w:sz w:val="18"/>
+                <w:u w:val="none"/>
+              </w:rPr>
+              <w:t>ADANI RENEWABLE ENERGY SIXTY TWO LIMITED</w:t>
+            </w:r>
+          </w:p>
+        </w:tc>
+        <w:tc>
+          <w:tcPr>
+            <w:tcW w:type="dxa" w:w="1587"/>
+            <w:shd w:val="clear" w:color="auto" w:fill="FFFFFF"/>
+            <w:tcBorders>
+              <w:top w:val="single" w:sz="4" w:space="0" w:color="000000"/>
+              <w:left w:val="single" w:sz="4" w:space="0" w:color="000000"/>
+              <w:bottom w:val="single" w:sz="4" w:space="0" w:color="000000"/>
+              <w:right w:val="single" w:sz="4" w:space="0" w:color="000000"/>
+            </w:tcBorders>
+            <w:vAlign w:val="center"/>
+          </w:tcPr>
+          <w:p>
+            <w:pPr>
+              <w:spacing w:before="40" w:after="40"/>
+              <w:jc w:val="left"/>
+            </w:pPr>
+            <w:r>
+              <w:rPr>
+                <w:rFonts w:ascii="Adani" w:hAnsi="Adani"/>
+                <w:b w:val="0"/>
+                <w:sz w:val="18"/>
+                <w:u w:val="none"/>
+              </w:rPr>
+              <w:t>Director</w:t>
+            </w:r>
+          </w:p>
+        </w:tc>
+        <w:tc>
+          <w:tcPr>
+            <w:tcW w:type="dxa" w:w="1304"/>
+            <w:shd w:val="clear" w:color="auto" w:fill="FFFFFF"/>
+            <w:tcBorders>
+              <w:top w:val="single" w:sz="4" w:space="0" w:color="000000"/>
+              <w:left w:val="single" w:sz="4" w:space="0" w:color="000000"/>
+              <w:bottom w:val="single" w:sz="4" w:space="0" w:color="000000"/>
+              <w:right w:val="single" w:sz="4" w:space="0" w:color="000000"/>
+            </w:tcBorders>
+            <w:vAlign w:val="center"/>
+          </w:tcPr>
+          <w:p>
+            <w:pPr>
+              <w:spacing w:before="40" w:after="40"/>
+              <w:jc w:val="left"/>
+            </w:pPr>
+            <w:r>
+              <w:rPr>
+                <w:rFonts w:ascii="Adani" w:hAnsi="Adani"/>
+                <w:b w:val="0"/>
+                <w:sz w:val="18"/>
+                <w:u w:val="none"/>
+              </w:rPr>
+              <w:t>18/12/2023</w:t>
+            </w:r>
+          </w:p>
+        </w:tc>
+      </w:tr>
+      <w:tr>
+        <w:tc>
+          <w:tcPr>
+            <w:tcW w:type="dxa" w:w="2268"/>
+            <w:shd w:val="clear" w:color="auto" w:fill="FFFFFF"/>
+            <w:tcBorders>
+              <w:top w:val="single" w:sz="4" w:space="0" w:color="000000"/>
+              <w:left w:val="single" w:sz="4" w:space="0" w:color="000000"/>
+              <w:bottom w:val="single" w:sz="4" w:space="0" w:color="000000"/>
+              <w:right w:val="single" w:sz="4" w:space="0" w:color="000000"/>
+            </w:tcBorders>
+            <w:vAlign w:val="center"/>
+          </w:tcPr>
+          <w:p>
+            <w:pPr>
+              <w:spacing w:before="40" w:after="40"/>
+              <w:jc w:val="left"/>
+            </w:pPr>
+            <w:r>
+              <w:rPr>
+                <w:rFonts w:ascii="Adani" w:hAnsi="Adani"/>
+                <w:b w:val="0"/>
+                <w:sz w:val="18"/>
+                <w:u w:val="none"/>
+              </w:rPr>
               <w:t>U35105GJ2023PLC147007</w:t>
             </w:r>
           </w:p>
@@ -4942,120 +5056,6 @@
                 <w:u w:val="none"/>
               </w:rPr>
               <w:t>ADANI RENEWABLE ENERGY SIXTY LIMITED</w:t>
-            </w:r>
-          </w:p>
-        </w:tc>
-        <w:tc>
-          <w:tcPr>
-            <w:tcW w:type="dxa" w:w="1587"/>
-            <w:shd w:val="clear" w:color="auto" w:fill="FFFFFF"/>
-            <w:tcBorders>
-              <w:top w:val="single" w:sz="4" w:space="0" w:color="000000"/>
-              <w:left w:val="single" w:sz="4" w:space="0" w:color="000000"/>
-              <w:bottom w:val="single" w:sz="4" w:space="0" w:color="000000"/>
-              <w:right w:val="single" w:sz="4" w:space="0" w:color="000000"/>
-            </w:tcBorders>
-            <w:vAlign w:val="center"/>
-          </w:tcPr>
-          <w:p>
-            <w:pPr>
-              <w:spacing w:before="40" w:after="40"/>
-              <w:jc w:val="left"/>
-            </w:pPr>
-            <w:r>
-              <w:rPr>
-                <w:rFonts w:ascii="Adani" w:hAnsi="Adani"/>
-                <w:b w:val="0"/>
-                <w:sz w:val="18"/>
-                <w:u w:val="none"/>
-              </w:rPr>
-              <w:t>Director</w:t>
-            </w:r>
-          </w:p>
-        </w:tc>
-        <w:tc>
-          <w:tcPr>
-            <w:tcW w:type="dxa" w:w="1304"/>
-            <w:shd w:val="clear" w:color="auto" w:fill="FFFFFF"/>
-            <w:tcBorders>
-              <w:top w:val="single" w:sz="4" w:space="0" w:color="000000"/>
-              <w:left w:val="single" w:sz="4" w:space="0" w:color="000000"/>
-              <w:bottom w:val="single" w:sz="4" w:space="0" w:color="000000"/>
-              <w:right w:val="single" w:sz="4" w:space="0" w:color="000000"/>
-            </w:tcBorders>
-            <w:vAlign w:val="center"/>
-          </w:tcPr>
-          <w:p>
-            <w:pPr>
-              <w:spacing w:before="40" w:after="40"/>
-              <w:jc w:val="left"/>
-            </w:pPr>
-            <w:r>
-              <w:rPr>
-                <w:rFonts w:ascii="Adani" w:hAnsi="Adani"/>
-                <w:b w:val="0"/>
-                <w:sz w:val="18"/>
-                <w:u w:val="none"/>
-              </w:rPr>
-              <w:t>18/12/2023</w:t>
-            </w:r>
-          </w:p>
-        </w:tc>
-      </w:tr>
-      <w:tr>
-        <w:tc>
-          <w:tcPr>
-            <w:tcW w:type="dxa" w:w="2268"/>
-            <w:shd w:val="clear" w:color="auto" w:fill="FFFFFF"/>
-            <w:tcBorders>
-              <w:top w:val="single" w:sz="4" w:space="0" w:color="000000"/>
-              <w:left w:val="single" w:sz="4" w:space="0" w:color="000000"/>
-              <w:bottom w:val="single" w:sz="4" w:space="0" w:color="000000"/>
-              <w:right w:val="single" w:sz="4" w:space="0" w:color="000000"/>
-            </w:tcBorders>
-            <w:vAlign w:val="center"/>
-          </w:tcPr>
-          <w:p>
-            <w:pPr>
-              <w:spacing w:before="40" w:after="40"/>
-              <w:jc w:val="left"/>
-            </w:pPr>
-            <w:r>
-              <w:rPr>
-                <w:rFonts w:ascii="Adani" w:hAnsi="Adani"/>
-                <w:b w:val="0"/>
-                <w:sz w:val="18"/>
-                <w:u w:val="none"/>
-              </w:rPr>
-              <w:t>U35105GJ2023PLC146996</w:t>
-            </w:r>
-          </w:p>
-        </w:tc>
-        <w:tc>
-          <w:tcPr>
-            <w:tcW w:type="dxa" w:w="4252"/>
-            <w:shd w:val="clear" w:color="auto" w:fill="FFFFFF"/>
-            <w:tcBorders>
-              <w:top w:val="single" w:sz="4" w:space="0" w:color="000000"/>
-              <w:left w:val="single" w:sz="4" w:space="0" w:color="000000"/>
-              <w:bottom w:val="single" w:sz="4" w:space="0" w:color="000000"/>
-              <w:right w:val="single" w:sz="4" w:space="0" w:color="000000"/>
-            </w:tcBorders>
-            <w:vAlign w:val="center"/>
-          </w:tcPr>
-          <w:p>
-            <w:pPr>
-              <w:spacing w:before="40" w:after="40"/>
-              <w:jc w:val="left"/>
-            </w:pPr>
-            <w:r>
-              <w:rPr>
-                <w:rFonts w:ascii="Adani" w:hAnsi="Adani"/>
-                <w:b w:val="0"/>
-                <w:sz w:val="18"/>
-                <w:u w:val="none"/>
-              </w:rPr>
-              <w:t>ADANI RENEWABLE ENERGY SIXTY TWO LIMITED</w:t>
             </w:r>
           </w:p>
         </w:tc>
